--- a/ESCOPO-DO-PROJETO.docx
+++ b/ESCOPO-DO-PROJETO.docx
@@ -3050,7 +3050,7 @@
           </w:tcPr>
           <w:p>
             <w:r>
-              <w:t xml:space="preserve">Contatos de uma entidade (prefeito, cada secretário...)</w:t>
+              <w:t xml:space="preserve">Contatos de uma entidade + raio-X de consumo (histórico de contratos por categoria)</w:t>
             </w:r>
           </w:p>
         </w:tc>
@@ -3912,6 +3912,149 @@
       </w:pPr>
       <w:r>
         <w:t xml:space="preserve">    fora do repositório) com aba de metodologia + lista completa, pra     revisão e distribuição pro time comercial.</w:t>
+      </w:r>
+    </w:p>
+    <w:p>
+      <w:pPr>
+        <w:pStyle w:val="ListParagraph"/>
+        <w:numPr>
+          <w:ilvl w:val="0"/>
+          <w:numId w:val="1"/>
+        </w:numPr>
+        <w:spacing w:after="60"/>
+      </w:pPr>
+      <w:r>
+        <w:rPr>
+          <w:b/>
+          <w:bCs/>
+        </w:rPr>
+        <w:t xml:space="preserve">Raio-X de consumo (2026-09-25)</w:t>
+      </w:r>
+      <w:r>
+        <w:t xml:space="preserve"> — "a gente tem que fazer um raio-x</w:t>
+      </w:r>
+    </w:p>
+    <w:p>
+      <w:pPr>
+        <w:spacing w:after="150"/>
+      </w:pPr>
+      <w:r>
+        <w:t xml:space="preserve">    de consumo mesmo... quanto tempo tem que eles não fazem um pregão de     contratação de gráfica, de equipamento hospitalar, de kit escolar".     Pesquisado e confirmado ao vivo: o PNCP passou a responder nesta     sessão (antes disso nunca tinha sido possível testar), e tem um     endpoint exato pra isso — `/v1/contratos?cnpjOrgao=...` (histórico de     contratos assinados por um órgão, limitado a janelas de 365 dias por     consulta). Faltava só o CNPJ de cada prefeitura — resolvido com a API     pública do SICONFI (Tesouro Nacional), que cobre os 5.570 municípios     do Brasil cruzando pelo mesmo `codigoIbgeMunicipio` já salvo.</w:t>
+      </w:r>
+    </w:p>
+    <w:p>
+      <w:pPr>
+        <w:pStyle w:val="ListParagraph"/>
+        <w:numPr>
+          <w:ilvl w:val="0"/>
+          <w:numId w:val="1"/>
+        </w:numPr>
+        <w:spacing w:after="60"/>
+      </w:pPr>
+      <w:r>
+        <w:t xml:space="preserve">Novo campo `EntidadeAlvo.cnpj` (único) + novo modelo</w:t>
+      </w:r>
+    </w:p>
+    <w:p>
+      <w:pPr>
+        <w:spacing w:after="150"/>
+      </w:pPr>
+      <w:r>
+        <w:t xml:space="preserve">      `HistoricoConsumoCategoria` (uma linha por entidade+categoria: data       da última contratação, valor, quantidade de contratos na janela) —       migração `20260925180000_raio_x_consumo`.       `src/lib/classificador-objeto.ts` classifica o texto livre do       contrato por palavra-chave (heurístico, não é NLP de verdade —       </w:t>
+      </w:r>
+      <w:r>
+        <w:rPr>
+          <w:b/>
+          <w:bCs/>
+        </w:rPr>
+        <w:t xml:space="preserve">corrigido ao vivo</w:t>
+      </w:r>
+      <w:r>
+        <w:t xml:space="preserve"> depois de um falso positivo real: "coloração       uniforme" de fruta batendo em "uniforme" e "trio elétrico" batendo       em "material elétrico" — as palavras soltas viraram frases de 2+       palavras).</w:t>
+      </w:r>
+    </w:p>
+    <w:p>
+      <w:pPr>
+        <w:pStyle w:val="ListParagraph"/>
+        <w:numPr>
+          <w:ilvl w:val="0"/>
+          <w:numId w:val="1"/>
+        </w:numPr>
+        <w:spacing w:after="60"/>
+      </w:pPr>
+      <w:r>
+        <w:t xml:space="preserve">`src/lib/pncp-historico.ts` + `src/lib/raio-x-consumo.ts`</w:t>
+      </w:r>
+    </w:p>
+    <w:p>
+      <w:pPr>
+        <w:spacing w:after="150"/>
+      </w:pPr>
+      <w:r>
+        <w:t xml:space="preserve">      orquestram a busca — um bug real foi encontrado e corrigido ao       vivo: uma janela residual de 1-2 dias (resíduo de quebrar vários       anos em blocos de 365 dias) volta `204 No Content` do PNCP, e       chamar `.json()` num corpo vazio quebrava o cálculo inteiro pro       município (`Promise.all` falha rápido). Corrigido pra tratar       corpo vazio como "sem resultado nessa janela", não erro.</w:t>
+      </w:r>
+    </w:p>
+    <w:p>
+      <w:pPr>
+        <w:pStyle w:val="ListParagraph"/>
+        <w:numPr>
+          <w:ilvl w:val="0"/>
+          <w:numId w:val="1"/>
+        </w:numPr>
+        <w:spacing w:after="60"/>
+      </w:pPr>
+      <w:r>
+        <w:t xml:space="preserve">Botão "Atualizar" em `/admin/entidades/[id]` (ação</w:t>
+      </w:r>
+    </w:p>
+    <w:p>
+      <w:pPr>
+        <w:spacing w:after="150"/>
+      </w:pPr>
+      <w:r>
+        <w:t xml:space="preserve">      `atualizarRaioXConsumo`) consulta sob demanda, um município de cada       vez — nunca em lote pela tela, porque cada consulta já dispara       várias chamadas ao PNCP (uma por janela de 365 dias).</w:t>
+      </w:r>
+    </w:p>
+    <w:p>
+      <w:pPr>
+        <w:pStyle w:val="ListParagraph"/>
+        <w:numPr>
+          <w:ilvl w:val="0"/>
+          <w:numId w:val="1"/>
+        </w:numPr>
+        <w:spacing w:after="60"/>
+      </w:pPr>
+      <w:r>
+        <w:t xml:space="preserve">`prisma/enriquecer-cnpj-municipios.ts`</w:t>
+      </w:r>
+    </w:p>
+    <w:p>
+      <w:pPr>
+        <w:spacing w:after="150"/>
+      </w:pPr>
+      <w:r>
+        <w:t xml:space="preserve">      (`npm run enriquecer:cnpj-municipios`) — enriqueceu os 1.073       municípios do lote 1 com CNPJ real, 100% de cobertura no SICONFI.</w:t>
+      </w:r>
+    </w:p>
+    <w:p>
+      <w:pPr>
+        <w:pStyle w:val="ListParagraph"/>
+        <w:numPr>
+          <w:ilvl w:val="0"/>
+          <w:numId w:val="1"/>
+        </w:numPr>
+        <w:spacing w:after="60"/>
+      </w:pPr>
+      <w:r>
+        <w:t xml:space="preserve">`prisma/levantar-raio-x-consumo-lote.ts`</w:t>
+      </w:r>
+    </w:p>
+    <w:p>
+      <w:pPr>
+        <w:spacing w:after="150"/>
+      </w:pPr>
+      <w:r>
+        <w:t xml:space="preserve">      (`npm run levantar:raio-x-consumo`) — roda o raio-X pra todos os       municípios já com CNPJ de uma vez, idempotente (pula quem foi       atualizado há menos de 30 dias) e resiliente (uma falha num       município não derruba o lote). Rodado em segundo plano pros 1.073       do lote 1 depois de validado numa amostra de 8.</w:t>
       </w:r>
     </w:p>
     <w:p>

--- a/ESCOPO-DO-PROJETO.docx
+++ b/ESCOPO-DO-PROJETO.docx
@@ -4055,6 +4055,34 @@
       </w:pPr>
       <w:r>
         <w:t xml:space="preserve">      (`npm run levantar:raio-x-consumo`) — roda o raio-X pra todos os       municípios já com CNPJ de uma vez, idempotente (pula quem foi       atualizado há menos de 30 dias) e resiliente (uma falha num       município não derruba o lote). Rodado em segundo plano pros 1.073       do lote 1 depois de validado numa amostra de 8.</w:t>
+      </w:r>
+    </w:p>
+    <w:p>
+      <w:pPr>
+        <w:pStyle w:val="ListParagraph"/>
+        <w:numPr>
+          <w:ilvl w:val="0"/>
+          <w:numId w:val="1"/>
+        </w:numPr>
+        <w:spacing w:after="60"/>
+      </w:pPr>
+      <w:r>
+        <w:rPr>
+          <w:b/>
+          <w:bCs/>
+        </w:rPr>
+        <w:t xml:space="preserve">Resultado final do lote 1 (2026-09-26):</w:t>
+      </w:r>
+      <w:r>
+        <w:t xml:space="preserve"> 1.072 dos 1.073</w:t>
+      </w:r>
+    </w:p>
+    <w:p>
+      <w:pPr>
+        <w:spacing w:after="150"/>
+      </w:pPr>
+      <w:r>
+        <w:t xml:space="preserve">      municípios com raio-X verificado (99,9%), 821 com pelo menos uma       categoria de consumo identificada. Só "Prefeitura de Bela Vista de       Goiás" ficou de fora — timeout consistente em 3 tentativas       (provavelmente tem histórico de contratos grande demais pra janela       de 40s por consulta); registrado como gap pontual conhecido, não       escondido, pra revisitar depois (aumentar o timeout só pra esse       caso, ou paginar em janelas menores que 365 dias). A sessão teve o       contêiner reiniciado três vezes no meio deste levantamento em       lote — o processo sempre retomava de onde parou graças ao campo       `raioXAtualizadoEm`, sem duplicar trabalho nem perder progresso já       salvo no banco.</w:t>
       </w:r>
     </w:p>
     <w:p>

--- a/ESCOPO-DO-PROJETO.docx
+++ b/ESCOPO-DO-PROJETO.docx
@@ -2934,6 +2934,56 @@
           </w:tcPr>
           <w:p>
             <w:r>
+              <w:t xml:space="preserve">`/admin/atas/nova`</w:t>
+            </w:r>
+          </w:p>
+        </w:tc>
+        <w:tc>
+          <w:tcPr>
+            <w:tcW w:type="dxa" w:w="3000"/>
+            <w:tcMar>
+              <w:top w:type="dxa" w:w="80"/>
+              <w:left w:type="dxa" w:w="100"/>
+              <w:bottom w:type="dxa" w:w="80"/>
+              <w:right w:type="dxa" w:w="100"/>
+            </w:tcMar>
+          </w:tcPr>
+          <w:p>
+            <w:r>
+              <w:t xml:space="preserve">Cadastro de ata pelo admin (fornecedor + órgão + itens) — caminho principal desde 2026-09-26</w:t>
+            </w:r>
+          </w:p>
+        </w:tc>
+        <w:tc>
+          <w:tcPr>
+            <w:tcW w:type="dxa" w:w="3000"/>
+            <w:tcMar>
+              <w:top w:type="dxa" w:w="80"/>
+              <w:left w:type="dxa" w:w="100"/>
+              <w:bottom w:type="dxa" w:w="80"/>
+              <w:right w:type="dxa" w:w="100"/>
+            </w:tcMar>
+          </w:tcPr>
+          <w:p>
+            <w:r>
+              <w:t xml:space="preserve">✅ Completo</w:t>
+            </w:r>
+          </w:p>
+        </w:tc>
+      </w:tr>
+      <w:tr>
+        <w:tc>
+          <w:tcPr>
+            <w:tcW w:type="dxa" w:w="3000"/>
+            <w:tcMar>
+              <w:top w:type="dxa" w:w="80"/>
+              <w:left w:type="dxa" w:w="100"/>
+              <w:bottom w:type="dxa" w:w="80"/>
+              <w:right w:type="dxa" w:w="100"/>
+            </w:tcMar>
+          </w:tcPr>
+          <w:p>
+            <w:r>
               <w:t xml:space="preserve">`/admin/atas/[ataId]/completar`</w:t>
             </w:r>
           </w:p>
@@ -2951,6 +3001,56 @@
           <w:p>
             <w:r>
               <w:t xml:space="preserve">Completar ata PNCP incompleta (fornecedor real + itens)</w:t>
+            </w:r>
+          </w:p>
+        </w:tc>
+        <w:tc>
+          <w:tcPr>
+            <w:tcW w:type="dxa" w:w="3000"/>
+            <w:tcMar>
+              <w:top w:type="dxa" w:w="80"/>
+              <w:left w:type="dxa" w:w="100"/>
+              <w:bottom w:type="dxa" w:w="80"/>
+              <w:right w:type="dxa" w:w="100"/>
+            </w:tcMar>
+          </w:tcPr>
+          <w:p>
+            <w:r>
+              <w:t xml:space="preserve">✅ Completo</w:t>
+            </w:r>
+          </w:p>
+        </w:tc>
+      </w:tr>
+      <w:tr>
+        <w:tc>
+          <w:tcPr>
+            <w:tcW w:type="dxa" w:w="3000"/>
+            <w:tcMar>
+              <w:top w:type="dxa" w:w="80"/>
+              <w:left w:type="dxa" w:w="100"/>
+              <w:bottom w:type="dxa" w:w="80"/>
+              <w:right w:type="dxa" w:w="100"/>
+            </w:tcMar>
+          </w:tcPr>
+          <w:p>
+            <w:r>
+              <w:t xml:space="preserve">`/admin/atas/[ataId]/municipios`</w:t>
+            </w:r>
+          </w:p>
+        </w:tc>
+        <w:tc>
+          <w:tcPr>
+            <w:tcW w:type="dxa" w:w="3000"/>
+            <w:tcMar>
+              <w:top w:type="dxa" w:w="80"/>
+              <w:left w:type="dxa" w:w="100"/>
+              <w:bottom w:type="dxa" w:w="80"/>
+              <w:right w:type="dxa" w:w="100"/>
+            </w:tcMar>
+          </w:tcPr>
+          <w:p>
+            <w:r>
+              <w:t xml:space="preserve">Municípios com necessidade desta categoria de ata (raio-X invertido)</w:t>
             </w:r>
           </w:p>
         </w:tc>
@@ -4111,6 +4211,256 @@
       </w:pPr>
       <w:r>
         <w:t xml:space="preserve">    de levantamento automático (pesquisar na internet e já preencher     prefeito/secretário/contato de cada município) mencionado pelo     usuário. Não construído sem antes decidir: (a) como a pesquisa entra     — via Claude API com busca na web, integrada a um botão em     `/admin/entidades/[id]`; (b) revisão humana obrigatória antes de     salvar um contato (risco real de dado errado sobre uma pessoa de     verdade, diferente de dado de ata/licitação); (c) custo de API por     consulta. Fica registrado como decisão pendente, não como gap     esquecido.</w:t>
+      </w:r>
+    </w:p>
+    <w:p>
+      <w:pPr>
+        <w:pStyle w:val="ListParagraph"/>
+        <w:numPr>
+          <w:ilvl w:val="0"/>
+          <w:numId w:val="1"/>
+        </w:numPr>
+        <w:spacing w:after="60"/>
+      </w:pPr>
+      <w:r>
+        <w:rPr>
+          <w:b/>
+          <w:bCs/>
+        </w:rPr>
+        <w:t xml:space="preserve">Taxonomia de categoria unificada + match ata↔município (2026-09-26)</w:t>
+      </w:r>
+    </w:p>
+    <w:p>
+      <w:pPr>
+        <w:spacing w:after="150"/>
+      </w:pPr>
+      <w:r>
+        <w:t xml:space="preserve">  — o usuário mandou a lista real de licitações da operação (pasta do   Drive "LICITAÇÕES", ~51 processos) e pediu pra entender "a gente tem   uma ata de gráfica — qual município precisa dela?", a outra metade do   raio-X (a primeira metade, por município, já existia).</w:t>
+      </w:r>
+    </w:p>
+    <w:p>
+      <w:pPr>
+        <w:pStyle w:val="ListParagraph"/>
+        <w:numPr>
+          <w:ilvl w:val="0"/>
+          <w:numId w:val="1"/>
+        </w:numPr>
+        <w:spacing w:after="60"/>
+      </w:pPr>
+      <w:r>
+        <w:t xml:space="preserve">`src/lib/classificador-objeto.ts` ganhou ~30 categorias novas</w:t>
+      </w:r>
+    </w:p>
+    <w:p>
+      <w:pPr>
+        <w:spacing w:after="150"/>
+      </w:pPr>
+      <w:r>
+        <w:t xml:space="preserve">    (medicamentos, gráfica, uniforme, curso de inglês, eventos,     festividades, controle de pragas, equipamentos hospitalares,     monitoramento de alunos, mobiliário corporativo, ar-condicionado,     robótica, veículos elétricos, entre outras) — 5 nomes de pasta que     eram plataforma/processo interno ("Dispensa - Aprova", "Dispensa     Conex", "Dispensa NucleoGov", "Sicap") ficaram de fora de propósito,     e "Boxes" ficou pendente por ambiguidade.</w:t>
+      </w:r>
+    </w:p>
+    <w:p>
+      <w:pPr>
+        <w:pStyle w:val="ListParagraph"/>
+        <w:numPr>
+          <w:ilvl w:val="0"/>
+          <w:numId w:val="1"/>
+        </w:numPr>
+        <w:spacing w:after="60"/>
+      </w:pPr>
+      <w:r>
+        <w:t xml:space="preserve">`src/lib/categorias.ts` (`CATEGORIAS_ATAS`, vocabulário usado pra</w:t>
+      </w:r>
+    </w:p>
+    <w:p>
+      <w:pPr>
+        <w:spacing w:after="150"/>
+      </w:pPr>
+      <w:r>
+        <w:t xml:space="preserve">    marcar a categoria de uma ata/item) passou a usar o </w:t>
+      </w:r>
+      <w:r>
+        <w:rPr>
+          <w:b/>
+          <w:bCs/>
+        </w:rPr>
+        <w:t xml:space="preserve">mesmo</w:t>
+      </w:r>
+      <w:r>
+        <w:t xml:space="preserve">     vocabulário do raio-X — antes eram dois vocabulários parcialmente     sobrepostos, agora é um só.</w:t>
+      </w:r>
+    </w:p>
+    <w:p>
+      <w:pPr>
+        <w:pStyle w:val="ListParagraph"/>
+        <w:numPr>
+          <w:ilvl w:val="0"/>
+          <w:numId w:val="1"/>
+        </w:numPr>
+        <w:spacing w:after="60"/>
+      </w:pPr>
+      <w:r>
+        <w:rPr>
+          <w:b/>
+          <w:bCs/>
+        </w:rPr>
+        <w:t xml:space="preserve">Bug real encontrado e corrigido</w:t>
+      </w:r>
+      <w:r>
+        <w:t xml:space="preserve">: os `&lt;select&gt;` de categoria (ata</w:t>
+      </w:r>
+    </w:p>
+    <w:p>
+      <w:pPr>
+        <w:spacing w:after="150"/>
+      </w:pPr>
+      <w:r>
+        <w:t xml:space="preserve">    e item, nos formulários de cadastro) salvavam o </w:t>
+      </w:r>
+      <w:r>
+        <w:rPr>
+          <w:b/>
+          <w:bCs/>
+        </w:rPr>
+        <w:t xml:space="preserve">rótulo</w:t>
+      </w:r>
+      <w:r>
+        <w:t xml:space="preserve"> (ex.:     "Material gráfico") em vez do </w:t>
+      </w:r>
+      <w:r>
+        <w:rPr>
+          <w:b/>
+          <w:bCs/>
+        </w:rPr>
+        <w:t xml:space="preserve">slug</w:t>
+      </w:r>
+      <w:r>
+        <w:t xml:space="preserve"> (ex.: "grafica") — como o     raio-X classifica por slug, nenhuma ata cadastrada por esses     formulários jamais bateria com `HistoricoConsumoCategoria`. Corrigido     nos três lugares (cadastro do fornecedor, cadastro do admin, telas     de completar ata PNCP).</w:t>
+      </w:r>
+    </w:p>
+    <w:p>
+      <w:pPr>
+        <w:pStyle w:val="ListParagraph"/>
+        <w:numPr>
+          <w:ilvl w:val="0"/>
+          <w:numId w:val="1"/>
+        </w:numPr>
+        <w:spacing w:after="60"/>
+      </w:pPr>
+      <w:r>
+        <w:t xml:space="preserve">Nova ação `definirCategoriaAta` — permite corrigir/definir a</w:t>
+      </w:r>
+    </w:p>
+    <w:p>
+      <w:pPr>
+        <w:spacing w:after="150"/>
+      </w:pPr>
+      <w:r>
+        <w:t xml:space="preserve">    categoria de qualquer ata já existente (essencial pras atas     importadas do PNCP/Compras.gov.br, que entram sempre sem categoria).</w:t>
+      </w:r>
+    </w:p>
+    <w:p>
+      <w:pPr>
+        <w:pStyle w:val="ListParagraph"/>
+        <w:numPr>
+          <w:ilvl w:val="0"/>
+          <w:numId w:val="1"/>
+        </w:numPr>
+        <w:spacing w:after="60"/>
+      </w:pPr>
+      <w:r>
+        <w:t xml:space="preserve">Nova tela `/admin/atas/[ataId]/municipios` — parte de uma ata, mostra</w:t>
+      </w:r>
+    </w:p>
+    <w:p>
+      <w:pPr>
+        <w:spacing w:after="150"/>
+      </w:pPr>
+      <w:r>
+        <w:t xml:space="preserve">    dois grupos de municípios (dos 1.073 levantados): </w:t>
+      </w:r>
+      <w:r>
+        <w:rPr>
+          <w:b/>
+          <w:bCs/>
+        </w:rPr>
+        <w:t xml:space="preserve">já contrataram     essa categoria antes</w:t>
+      </w:r>
+      <w:r>
+        <w:t xml:space="preserve"> (ordenado do mais atrasado pro mais recente,     com selo "sem renovar há 2+ anos" nos mais urgentes) e </w:t>
+      </w:r>
+      <w:r>
+        <w:rPr>
+          <w:b/>
+          <w:bCs/>
+        </w:rPr>
+        <w:t xml:space="preserve">possível     oportunidade</w:t>
+      </w:r>
+      <w:r>
+        <w:t xml:space="preserve"> (raio-X rodou mas não achou essa categoria — pode ser     necessidade nova, rotulado como especulativo de propósito, não como     certeza). Link "Municípios com necessidade" em cada ata de `/atas`.     Verificado ao vivo com Playwright, ponta a ponta.</w:t>
+      </w:r>
+    </w:p>
+    <w:p>
+      <w:pPr>
+        <w:pStyle w:val="ListParagraph"/>
+        <w:numPr>
+          <w:ilvl w:val="0"/>
+          <w:numId w:val="1"/>
+        </w:numPr>
+        <w:spacing w:after="60"/>
+      </w:pPr>
+      <w:r>
+        <w:t xml:space="preserve">**Mudança de modelo de negócio: cadastro deixa de ser self-service do</w:t>
+      </w:r>
+    </w:p>
+    <w:p>
+      <w:pPr>
+        <w:spacing w:after="150"/>
+      </w:pPr>
+      <w:r>
+        <w:t xml:space="preserve">  fornecedor (2026-09-26)** — decisão explícita: "o fornecedor não   cadastrará mais a ata, nós faremos isso manualmente como   administrador, esse painel será mais uma vitrine para que os   vendedores mostrem para os municípios, o fornecedor poderá fazer isso   no futuro".</w:t>
+      </w:r>
+    </w:p>
+    <w:p>
+      <w:pPr>
+        <w:pStyle w:val="ListParagraph"/>
+        <w:numPr>
+          <w:ilvl w:val="0"/>
+          <w:numId w:val="1"/>
+        </w:numPr>
+        <w:spacing w:after="60"/>
+      </w:pPr>
+      <w:r>
+        <w:t xml:space="preserve">`/fornecedor/atas/nova` pausada por redirecionamento (mesmo padrão</w:t>
+      </w:r>
+    </w:p>
+    <w:p>
+      <w:pPr>
+        <w:spacing w:after="150"/>
+      </w:pPr>
+      <w:r>
+        <w:t xml:space="preserve">    já usado em `/atas/nova`) — código do formulário e da action     (`cadastrarAtaComoFornecedor`) mantido intacto pra reativar sem     reescrever nada, quando/se isso voltar a ser self-service. Link "Nova     ata" removido da navegação do fornecedor nas 3 telas que o tinham.</w:t>
+      </w:r>
+    </w:p>
+    <w:p>
+      <w:pPr>
+        <w:pStyle w:val="ListParagraph"/>
+        <w:numPr>
+          <w:ilvl w:val="0"/>
+          <w:numId w:val="1"/>
+        </w:numPr>
+        <w:spacing w:after="60"/>
+      </w:pPr>
+      <w:r>
+        <w:t xml:space="preserve">Nova tela `/admin/atas/nova` — cadastro completo pelo admin:</w:t>
+      </w:r>
+    </w:p>
+    <w:p>
+      <w:pPr>
+        <w:spacing w:after="150"/>
+      </w:pPr>
+      <w:r>
+        <w:t xml:space="preserve">    fornecedor (upsert por CNPJ, cria ou atualiza), órgão gerenciador,     dados da ata (incluindo categoria) e N itens — espelha a lógica já     validada do formulário do fornecedor, com a correção do bug de     slug/rótulo já aplicada. Link "Nova ata" de `/atas` passou a apontar     pra cá. Verificado ao vivo com Playwright, ponta a ponta.</w:t>
       </w:r>
     </w:p>
     <w:p>

--- a/ESCOPO-DO-PROJETO.docx
+++ b/ESCOPO-DO-PROJETO.docx
@@ -4171,7 +4171,7 @@
           <w:b/>
           <w:bCs/>
         </w:rPr>
-        <w:t xml:space="preserve">Resultado final do lote 1 (2026-09-26):</w:t>
+        <w:t xml:space="preserve">Resultado inicial do lote 1 (2026-09-26):</w:t>
       </w:r>
       <w:r>
         <w:t xml:space="preserve"> 1.072 dos 1.073</w:t>
@@ -4182,7 +4182,17 @@
         <w:spacing w:after="150"/>
       </w:pPr>
       <w:r>
-        <w:t xml:space="preserve">      municípios com raio-X verificado (99,9%), 821 com pelo menos uma       categoria de consumo identificada. Só "Prefeitura de Bela Vista de       Goiás" ficou de fora — timeout consistente em 3 tentativas       (provavelmente tem histórico de contratos grande demais pra janela       de 40s por consulta); registrado como gap pontual conhecido, não       escondido, pra revisitar depois (aumentar o timeout só pra esse       caso, ou paginar em janelas menores que 365 dias). A sessão teve o       contêiner reiniciado três vezes no meio deste levantamento em       lote — o processo sempre retomava de onde parou graças ao campo       `raioXAtualizadoEm`, sem duplicar trabalho nem perder progresso já       salvo no banco.</w:t>
+        <w:t xml:space="preserve">      municípios com raio-X verificado (99,9%), 821 com pelo menos uma       categoria de consumo identificada. A sessão teve o contêiner       reiniciado várias vezes no meio deste levantamento em lote — o       processo sempre retomava de onde parou graças ao campo       `raioXAtualizadoEm`, sem duplicar trabalho nem perder progresso já       salvo no banco. </w:t>
+      </w:r>
+      <w:r>
+        <w:rPr>
+          <w:b/>
+          <w:bCs/>
+        </w:rPr>
+        <w:t xml:space="preserve">Superado pelo reprocessamento completo e       qualificação de 2026-09-27/30</w:t>
+      </w:r>
+      <w:r>
+        <w:t xml:space="preserve"> (ver §8) — resultado atual: 750       municípios (70%) com pelo menos 1 categoria, número mais baixo mas       mais confiável (o levantamento anterior tinha um bug de       classificação que inflava a contagem).</w:t>
       </w:r>
     </w:p>
     <w:p>
@@ -4936,6 +4946,297 @@
       </w:r>
       <w:r>
         <w:t xml:space="preserve">. Motivo de descartar a rota "Hostinger completo" (app +   banco autoadministrado em VPS): os planos gerenciados de Node.js da   Hostinger não incluem Postgres gerenciado — banco em VPS exigiria a   equipe cuidar sozinha de backup e atualização de segurança, risco   desnecessário num sistema que fatura de verdade e não tem equipe de   infraestrutura dedicada. Confirmado que domínio e hospedagem são   decisões independentes: comprar o `.com.br` na Hostinger não impede   (nem tem relação com) hospedar o site na Vercel. `README.md`   atualizado pra registrar essa decisão como definitiva, não mais como   opção em aberto.</w:t>
+      </w:r>
+    </w:p>
+    <w:p>
+      <w:pPr>
+        <w:pStyle w:val="ListParagraph"/>
+        <w:numPr>
+          <w:ilvl w:val="0"/>
+          <w:numId w:val="1"/>
+        </w:numPr>
+        <w:spacing w:after="60"/>
+      </w:pPr>
+      <w:r>
+        <w:t xml:space="preserve">**2026-09-27/30 — Ampliação de cobertura do raio-X + qualificação dos</w:t>
+      </w:r>
+    </w:p>
+    <w:p>
+      <w:pPr>
+        <w:spacing w:after="150"/>
+      </w:pPr>
+      <w:r>
+        <w:t xml:space="preserve">  dados** — usuário pediu pra "encontrar o máximo de licitações   possíveis" dentro dos 1.073 municípios do lote 1, usando PNCP/Compras   Gov (portal de transparência municipal descartado por enquanto:   verificado ao vivo que URLs sugeridas por busca não respondem —   TCE-MA retornou 500/404 — fica como investigação futura, estado por   estado, com a mesma disciplina de verificação ao vivo já usada pro   PNCP).</w:t>
+      </w:r>
+    </w:p>
+    <w:p>
+      <w:pPr>
+        <w:pStyle w:val="ListParagraph"/>
+        <w:numPr>
+          <w:ilvl w:val="0"/>
+          <w:numId w:val="1"/>
+        </w:numPr>
+        <w:spacing w:after="60"/>
+      </w:pPr>
+      <w:r>
+        <w:t xml:space="preserve">`src/lib/classificador-objeto.ts` ganhou mais variações de fraseado</w:t>
+      </w:r>
+    </w:p>
+    <w:p>
+      <w:pPr>
+        <w:spacing w:after="150"/>
+      </w:pPr>
+      <w:r>
+        <w:t xml:space="preserve">    real de edital por categoria (recall maior, mantendo a exigência de     frases de 2+ palavras).</w:t>
+      </w:r>
+    </w:p>
+    <w:p>
+      <w:pPr>
+        <w:pStyle w:val="ListParagraph"/>
+        <w:numPr>
+          <w:ilvl w:val="0"/>
+          <w:numId w:val="1"/>
+        </w:numPr>
+        <w:spacing w:after="60"/>
+      </w:pPr>
+      <w:r>
+        <w:rPr>
+          <w:b/>
+          <w:bCs/>
+        </w:rPr>
+        <w:t xml:space="preserve">Reprocessamento completo dos 1.073 municípios</w:t>
+      </w:r>
+      <w:r>
+        <w:t xml:space="preserve"> com o vocabulário</w:t>
+      </w:r>
+    </w:p>
+    <w:p>
+      <w:pPr>
+        <w:spacing w:after="150"/>
+      </w:pPr>
+      <w:r>
+        <w:t xml:space="preserve">    novo (`FORCE=1 npm run levantar:raio-x-consumo`), rodado em segundo     plano por ~24h com 3 reinícios de contêiner no meio (o processo     sobreviveu a todos, graças à idempotência via `raioXAtualizadoEm`) —     resultado: 1.073/1.073 processados, 211 falhas por timeout do PNCP     na primeira passada, todas recuperadas em duas rodadas de retry     focadas só nos que falharam (reset pontual de `raioXAtualizadoEm`     pra `null` nesses casos, sem reprocessar quem já tinha dado certo).     Coverage final antes da qualificação: 599/1.073 (56%) num corte     intermediário, subindo pra </w:t>
+      </w:r>
+      <w:r>
+        <w:rPr>
+          <w:b/>
+          <w:bCs/>
+        </w:rPr>
+        <w:t xml:space="preserve">794/1.073 (74%)</w:t>
+      </w:r>
+      <w:r>
+        <w:t xml:space="preserve"> no fechamento total.</w:t>
+      </w:r>
+    </w:p>
+    <w:p>
+      <w:pPr>
+        <w:pStyle w:val="ListParagraph"/>
+        <w:numPr>
+          <w:ilvl w:val="0"/>
+          <w:numId w:val="1"/>
+        </w:numPr>
+        <w:spacing w:after="60"/>
+      </w:pPr>
+      <w:r>
+        <w:t xml:space="preserve">**Qualificação dos dados (pedido explícito do usuário, depois de</w:t>
+      </w:r>
+    </w:p>
+    <w:p>
+      <w:pPr>
+        <w:spacing w:after="150"/>
+      </w:pPr>
+      <w:r>
+        <w:t xml:space="preserve">    perguntar "as informações são qualificadas?")</w:t>
+      </w:r>
+      <w:r>
+        <w:rPr>
+          <w:b/>
+          <w:bCs/>
+        </w:rPr>
+        <w:t xml:space="preserve"> — revisão manual de     amostra encontrou 4 problemas reais de precisão, todos corrigidos em     `classificador-objeto.ts`:     1. Palavra solta </w:t>
+      </w:r>
+      <w:r>
+        <w:t xml:space="preserve">"cimento"</w:t>
+      </w:r>
+      <w:r>
+        <w:rPr>
+          <w:b/>
+          <w:bCs/>
+        </w:rPr>
+        <w:t xml:space="preserve"> é substring de "</w:t>
+      </w:r>
+      <w:r>
+        <w:t xml:space="preserve">forne</w:t>
+      </w:r>
+      <w:r>
+        <w:rPr>
+          <w:b/>
+          <w:bCs/>
+        </w:rPr>
+        <w:t xml:space="preserve">cimento",        "</w:t>
+      </w:r>
+      <w:r>
+        <w:t xml:space="preserve">abaste</w:t>
+      </w:r>
+      <w:r>
+        <w:rPr>
+          <w:b/>
+          <w:bCs/>
+        </w:rPr>
+        <w:t xml:space="preserve">cimento", "</w:t>
+      </w:r>
+      <w:r>
+        <w:t xml:space="preserve">estabele</w:t>
+      </w:r>
+      <w:r>
+        <w:rPr>
+          <w:b/>
+          <w:bCs/>
+        </w:rPr>
+        <w:t xml:space="preserve">cimento" — qualquer objeto        contendo essas palavras comuníssimas caía em        *material-construcao* por engano. Era o bug de maior impacto:        a categoria caiu de 779 pra 91 municípios depois da correção.     2. </w:t>
+      </w:r>
+      <w:r>
+        <w:t xml:space="preserve">"ar condicionado"</w:t>
+      </w:r>
+      <w:r>
+        <w:rPr>
+          <w:b/>
+          <w:bCs/>
+        </w:rPr>
+        <w:t xml:space="preserve"> sozinho pegava amenidade de espaço alugado        (ex.: "teatro com palco, mobiliário, ar condicionado"), não        demanda de compra do equipamento — agora exige um verbo de        aquisição/instalação/manutenção em algum lugar do texto (não        precisa estar colado, editais reais escrevem "aquisição de        </w:t>
+      </w:r>
+      <w:r>
+        <w:t xml:space="preserve">aparelho de</w:t>
+      </w:r>
+      <w:r>
+        <w:rPr>
+          <w:b/>
+          <w:bCs/>
+        </w:rPr>
+        <w:t xml:space="preserve"> ar condicionado").     3. </w:t>
+      </w:r>
+      <w:r>
+        <w:t xml:space="preserve">"licenciamento ambiental"</w:t>
+      </w:r>
+      <w:r>
+        <w:rPr>
+          <w:b/>
+          <w:bCs/>
+        </w:rPr>
+        <w:t xml:space="preserve"> sozinho pegava pagamento de        inscrição de servidor em curso/congresso sobre o tema, não        demanda de contratação do serviço — virou guarda geral (qualquer        objeto com "inscrição" + "curso/congresso/seminário/capacitação"        retorna `null`, não é específico dessa categoria só) + frases        mais específicas.     4. </w:t>
+      </w:r>
+      <w:r>
+        <w:t xml:space="preserve">"reurb"</w:t>
+      </w:r>
+      <w:r>
+        <w:rPr>
+          <w:b/>
+          <w:bCs/>
+        </w:rPr>
+        <w:t xml:space="preserve"> sozinho é substring de "</w:t>
+      </w:r>
+      <w:r>
+        <w:t xml:space="preserve">reurb</w:t>
+      </w:r>
+      <w:r>
+        <w:rPr>
+          <w:b/>
+          <w:bCs/>
+        </w:rPr>
+        <w:t xml:space="preserve">anização" (obra de        reurbanização de praça/via, coisa diferente do programa de        regularização fundiária) — trocado por "reurb-s"/"reurb-e" e a        frase completa. Mesmo problema com </w:t>
+      </w:r>
+      <w:r>
+        <w:t xml:space="preserve">"apostila"</w:t>
+      </w:r>
+      <w:r>
+        <w:rPr>
+          <w:b/>
+          <w:bCs/>
+        </w:rPr>
+        <w:t xml:space="preserve">, substring de        "apostila</w:t>
+      </w:r>
+      <w:r>
+        <w:t xml:space="preserve">mento**" (termo contratual, não material didático).</w:t>
+      </w:r>
+    </w:p>
+    <w:p>
+      <w:pPr>
+        <w:pStyle w:val="ListParagraph"/>
+        <w:numPr>
+          <w:ilvl w:val="0"/>
+          <w:numId w:val="1"/>
+        </w:numPr>
+        <w:spacing w:after="60"/>
+      </w:pPr>
+      <w:r>
+        <w:t xml:space="preserve">Também executado, a pedido do usuário: papelaria passou a ser</w:t>
+      </w:r>
+    </w:p>
+    <w:p>
+      <w:pPr>
+        <w:spacing w:after="150"/>
+      </w:pPr>
+      <w:r>
+        <w:t xml:space="preserve">      tratada como a mesma linha de negócio de material gráfico       (`grafica`), deixou de ser categoria própria em       `material-escritorio`.</w:t>
+      </w:r>
+    </w:p>
+    <w:p>
+      <w:pPr>
+        <w:pStyle w:val="ListParagraph"/>
+        <w:numPr>
+          <w:ilvl w:val="0"/>
+          <w:numId w:val="1"/>
+        </w:numPr>
+        <w:spacing w:after="60"/>
+      </w:pPr>
+      <w:r>
+        <w:t xml:space="preserve">`prisma/qualificar-raio-x-consumo.ts` (novo, idempotente) —</w:t>
+      </w:r>
+    </w:p>
+    <w:p>
+      <w:pPr>
+        <w:spacing w:after="150"/>
+      </w:pPr>
+      <w:r>
+        <w:t xml:space="preserve">      reclassifica os registros já salvos usando o texto já guardado em       `objetoUltimaContratacao`, </w:t>
+      </w:r>
+      <w:r>
+        <w:rPr>
+          <w:b/>
+          <w:bCs/>
+        </w:rPr>
+        <w:t xml:space="preserve">sem</w:t>
+      </w:r>
+      <w:r>
+        <w:t xml:space="preserve"> reconsultar o PNCP (rápido,       minutos em vez de ~24h). Rodado uma vez: de 5.893 registros,       5.026 sem mudança, 762 removidos (falso positivo corrigido), 105       movidos pra outra categoria.</w:t>
+      </w:r>
+    </w:p>
+    <w:p>
+      <w:pPr>
+        <w:pStyle w:val="ListParagraph"/>
+        <w:numPr>
+          <w:ilvl w:val="0"/>
+          <w:numId w:val="1"/>
+        </w:numPr>
+        <w:spacing w:after="60"/>
+      </w:pPr>
+      <w:r>
+        <w:rPr>
+          <w:b/>
+          <w:bCs/>
+        </w:rPr>
+        <w:t xml:space="preserve">Resultado final consolidado</w:t>
+      </w:r>
+      <w:r>
+        <w:t xml:space="preserve">: 750/1.073 municípios (70%) com pelo</w:t>
+      </w:r>
+    </w:p>
+    <w:p>
+      <w:pPr>
+        <w:spacing w:after="150"/>
+      </w:pPr>
+      <w:r>
+        <w:t xml:space="preserve">    menos 1 categoria de consumo — número mais baixo que os 794 de     antes, mas mais confiável, já que o excesso vinha majoritariamente     do bug do "cimento". `veiculos` (530), `merenda-escolar` (477) e     `material-hospitalar` (360) são hoje as categorias mais frequentes.     Duas categorias ficaram com poucos resultados por causa do aperto de     precisão (`licenciamento-ambiental` e `apostilas`, 3 cada) —     registrado como possível candidato a afrouxar de novo, se o uso     real mostrar que ficou rigoroso demais.</w:t>
       </w:r>
     </w:p>
     <w:sectPr>
@@ -5298,7 +5599,7 @@
       <w:szCs w:val="20"/>
     </w:rPr>
   </w:style>
-  <w:style w:type="paragraph" w:styleId="Normal" w:default="1">
+  <w:style w:type="paragraph" w:default="1" w:styleId="Normal">
     <w:name w:val="Normal"/>
     <w:qFormat/>
     <w:pPr>

--- a/ESCOPO-DO-PROJETO.docx
+++ b/ESCOPO-DO-PROJETO.docx
@@ -4479,147 +4479,516 @@
         <w:spacing w:after="150" w:before="300"/>
       </w:pPr>
       <w:r>
-        <w:t xml:space="preserve">6. Telas transversais — faltam em qualquer perfil</w:t>
-      </w:r>
-    </w:p>
-    <w:p>
-      <w:pPr>
-        <w:spacing w:after="150"/>
-      </w:pPr>
-      <w:r>
-        <w:t xml:space="preserve">Levantadas na primeira rodada de gap-analysis. Status em 2026-09-04:</w:t>
-      </w:r>
-    </w:p>
-    <w:p>
-      <w:pPr>
-        <w:pStyle w:val="ListParagraph"/>
-        <w:numPr>
-          <w:ilvl w:val="0"/>
-          <w:numId w:val="1"/>
-        </w:numPr>
-        <w:spacing w:after="60"/>
-      </w:pPr>
-      <w:r>
-        <w:rPr>
-          <w:b/>
-          <w:bCs/>
-        </w:rPr>
-        <w:t xml:space="preserve">Perfil/configurações</w:t>
-      </w:r>
-      <w:r>
-        <w:t xml:space="preserve"> (2026-09-04) ✅ — `/fornecedor/perfil`,</w:t>
-      </w:r>
-    </w:p>
-    <w:p>
-      <w:pPr>
-        <w:spacing w:after="150"/>
-      </w:pPr>
-      <w:r>
-        <w:t xml:space="preserve">  `/orgao/perfil`, `/admin/perfil` mostram os dados cadastrais (leitura)   e um formulário de troca de senha (`FormularioTrocarSenha`,   componente único reaproveitado pelos 3 perfis — só a server action   muda). Exige a senha atual correta antes de trocar. Verificado ao vivo   com Playwright, inclusive o ciclo completo: senha errada recusada,   senha certa trocada, login com a nova senha funcionando.   </w:t>
-      </w:r>
-      <w:r>
-        <w:rPr>
-          <w:b/>
-          <w:bCs/>
-        </w:rPr>
-        <w:t xml:space="preserve">Não incluído:</w:t>
-      </w:r>
-      <w:r>
-        <w:t xml:space="preserve"> edição de dados cadastrais (razão social, CNPJ,   etc.) — só troca de senha por ora.</w:t>
-      </w:r>
-    </w:p>
-    <w:p>
-      <w:pPr>
-        <w:pStyle w:val="ListParagraph"/>
-        <w:numPr>
-          <w:ilvl w:val="0"/>
-          <w:numId w:val="1"/>
-        </w:numPr>
-        <w:spacing w:after="60"/>
-      </w:pPr>
-      <w:r>
-        <w:rPr>
-          <w:b/>
-          <w:bCs/>
-        </w:rPr>
-        <w:t xml:space="preserve">404 customizado</w:t>
-      </w:r>
-      <w:r>
-        <w:t xml:space="preserve"> (2026-09-04) ✅ — `src/app/not-found.tsx`, no</w:t>
-      </w:r>
-    </w:p>
-    <w:p>
-      <w:pPr>
-        <w:spacing w:after="150"/>
-      </w:pPr>
-      <w:r>
-        <w:t xml:space="preserve">  mesmo estilo visual do resto do site, com link pra home e catálogo.</w:t>
-      </w:r>
-    </w:p>
-    <w:p>
-      <w:pPr>
-        <w:pStyle w:val="ListParagraph"/>
-        <w:numPr>
-          <w:ilvl w:val="0"/>
-          <w:numId w:val="1"/>
-        </w:numPr>
-        <w:spacing w:after="60"/>
-      </w:pPr>
-      <w:r>
-        <w:rPr>
-          <w:b/>
-          <w:bCs/>
-        </w:rPr>
-        <w:t xml:space="preserve">Central de ajuda / FAQ</w:t>
-      </w:r>
-      <w:r>
-        <w:t xml:space="preserve"> (2026-09-04) ✅ — `/ajuda`, com perguntas</w:t>
-      </w:r>
-    </w:p>
-    <w:p>
-      <w:pPr>
-        <w:spacing w:after="150"/>
-      </w:pPr>
-      <w:r>
-        <w:t xml:space="preserve">  sobre carona, limites de 50%/200%, elegibilidade por esfera, a taxa de   5% e como cadastrar uma ata. Linkada no rodapé do site inteiro.</w:t>
-      </w:r>
-    </w:p>
-    <w:p>
-      <w:pPr>
-        <w:pStyle w:val="ListParagraph"/>
-        <w:numPr>
-          <w:ilvl w:val="0"/>
-          <w:numId w:val="1"/>
-        </w:numPr>
-        <w:spacing w:after="60"/>
-      </w:pPr>
-      <w:r>
-        <w:rPr>
-          <w:b/>
-          <w:bCs/>
-        </w:rPr>
-        <w:t xml:space="preserve">Notificação por e-mail</w:t>
-      </w:r>
-      <w:r>
-        <w:t xml:space="preserve"> — </w:t>
-      </w:r>
-      <w:r>
-        <w:rPr>
-          <w:b/>
-          <w:bCs/>
-        </w:rPr>
-        <w:t xml:space="preserve">não construído.</w:t>
-      </w:r>
-      <w:r>
-        <w:t xml:space="preserve"> Nenhum evento do</w:t>
-      </w:r>
-    </w:p>
-    <w:p>
-      <w:pPr>
-        <w:spacing w:after="150"/>
-      </w:pPr>
-      <w:r>
-        <w:t xml:space="preserve">  sistema (ata aprovada, pedido de adesão recebido, mudança de estágio)   dispara e-mail hoje. Não é uma questão de código simples: exige   escolher um provedor de envio de e-mail (Resend, SendGrid, SES, etc.)   e as credenciais correspondentes, que não temos configuradas — mesma   natureza da decisão de upload de documento (§3.2), mas aqui não dava   pra contornar guardando algo no próprio banco (e-mail é uma chamada de   API externa de verdade, não um arquivo). Aguardando decisão de qual   provedor usar antes de implementar.</w:t>
+        <w:t xml:space="preserve">5A. Tela 5 — Vendedor (Tech 10, autenticado)</w:t>
+      </w:r>
+    </w:p>
+    <w:p>
+      <w:pPr>
+        <w:spacing w:after="150"/>
+      </w:pPr>
+      <w:r>
+        <w:rPr>
+          <w:b/>
+          <w:bCs/>
+        </w:rPr>
+        <w:t xml:space="preserve">Status: ✅ Construída</w:t>
+      </w:r>
+      <w:r>
+        <w:t xml:space="preserve"> (2026-10-01).</w:t>
+      </w:r>
+    </w:p>
+    <w:p>
+      <w:pPr>
+        <w:spacing w:after="150"/>
+      </w:pPr>
+      <w:r>
+        <w:t xml:space="preserve">Pivô de produto explicado pelo usuário: "esse programa na verdade será apenas para os vendedores da TECH 10, tipo um dashboard de fluxo onde as atas serão inseridas depois disso os municípios com suas necessidades (...) irá criar uma espécie de match entre um e outro para conseguirmos vender as atas das empresas vencedoras que cadastramos". O match ata↔município já existia (§5, `/admin/atas/[ataId]/municipios`) só como visualização — faltava um dono (vendedor) e um fluxo de trabalho (Kanban) pra virar operação de venda de verdade.</w:t>
+      </w:r>
+    </w:p>
+    <w:p>
+      <w:pPr>
+        <w:pStyle w:val="Heading2"/>
+        <w:spacing w:after="100" w:before="200"/>
+      </w:pPr>
+      <w:r>
+        <w:t xml:space="preserve">Modelo de dados novo (migração `20261001000000_vendedores_oportunidades`)</w:t>
+      </w:r>
+    </w:p>
+    <w:p>
+      <w:pPr>
+        <w:pStyle w:val="ListParagraph"/>
+        <w:numPr>
+          <w:ilvl w:val="0"/>
+          <w:numId w:val="1"/>
+        </w:numPr>
+        <w:spacing w:after="60"/>
+      </w:pPr>
+      <w:r>
+        <w:t xml:space="preserve">`Vendedor` — login próprio (mesmo padrão de sessão por cookie HMAC de</w:t>
+      </w:r>
+    </w:p>
+    <w:p>
+      <w:pPr>
+        <w:spacing w:after="150"/>
+      </w:pPr>
+      <w:r>
+        <w:t xml:space="preserve">  Admin/Fornecedor/Órgão). Criado via `npx tsx prisma/seed-vendedor.ts`   (`npm run seed:vendedor`) — não existe cadastro público, mesma razão   do admin.</w:t>
+      </w:r>
+    </w:p>
+    <w:p>
+      <w:pPr>
+        <w:pStyle w:val="ListParagraph"/>
+        <w:numPr>
+          <w:ilvl w:val="0"/>
+          <w:numId w:val="1"/>
+        </w:numPr>
+        <w:spacing w:after="60"/>
+      </w:pPr>
+      <w:r>
+        <w:t xml:space="preserve">`Ata.vendedorId` (nulo = disponível no pool pra qualquer vendedor</w:t>
+      </w:r>
+    </w:p>
+    <w:p>
+      <w:pPr>
+        <w:spacing w:after="150"/>
+      </w:pPr>
+      <w:r>
+        <w:t xml:space="preserve">  pegar; preenchido = exclusiva desse vendedor — "a partir do momento   que ele pegou uma ata ela fica com ele", confirmado pelo usuário).   Reivindicação é atômica (`updateMany` com `vendedorId: null` na   condição), evita dois vendedores pegarem a mesma ata numa corrida.   Não existe "devolver" uma ata ainda — decisão de produto em aberto se   vier a ser necessário.</w:t>
+      </w:r>
+    </w:p>
+    <w:p>
+      <w:pPr>
+        <w:pStyle w:val="ListParagraph"/>
+        <w:numPr>
+          <w:ilvl w:val="0"/>
+          <w:numId w:val="1"/>
+        </w:numPr>
+        <w:spacing w:after="60"/>
+      </w:pPr>
+      <w:r>
+        <w:t xml:space="preserve">`OportunidadeVenda` — o card do Kanban, um por par (ata, município).</w:t>
+      </w:r>
+    </w:p>
+    <w:p>
+      <w:pPr>
+        <w:spacing w:after="150"/>
+      </w:pPr>
+      <w:r>
+        <w:t xml:space="preserve">  `estagio` é vocabulário fixo em `src/lib/oportunidades.ts` ("A   contatar → Em negociação → Aderiu/Recusou", exatamente como pedido),   mesmo racional de `src/lib/categorias.ts` (não é enum do Prisma, pra   evoluir sem migração). Criado automaticamente — um por município da   lista "já contrataram" (candidatos fortes) — quando o vendedor   reivindica a ata; a lista especulativa ("possível oportunidade") fica   disponível pra adicionar manualmente, não entope o Kanban sozinha.</w:t>
+      </w:r>
+    </w:p>
+    <w:p>
+      <w:pPr>
+        <w:pStyle w:val="ListParagraph"/>
+        <w:numPr>
+          <w:ilvl w:val="0"/>
+          <w:numId w:val="1"/>
+        </w:numPr>
+        <w:spacing w:after="60"/>
+      </w:pPr>
+      <w:r>
+        <w:t xml:space="preserve">Cada mudança de estágio também grava uma `InteracaoPontoFocal` (o</w:t>
+      </w:r>
+    </w:p>
+    <w:p>
+      <w:pPr>
+        <w:spacing w:after="150"/>
+      </w:pPr>
+      <w:r>
+        <w:t xml:space="preserve">  histórico por contato que já existia) — painel de contatos do admin e   Kanban do vendedor nunca desencontram, uma só fonte de verdade.</w:t>
+      </w:r>
+    </w:p>
+    <w:p>
+      <w:pPr>
+        <w:pStyle w:val="Heading2"/>
+        <w:spacing w:after="100" w:before="200"/>
+      </w:pPr>
+      <w:r>
+        <w:t xml:space="preserve">Páginas</w:t>
+      </w:r>
+    </w:p>
+    <w:tbl>
+      <w:tblPr>
+        <w:tblW w:type="dxa" w:w="9000"/>
+        <w:tblBorders>
+          <w:top w:val="single" w:color="auto" w:sz="4"/>
+          <w:left w:val="single" w:color="auto" w:sz="4"/>
+          <w:bottom w:val="single" w:color="auto" w:sz="4"/>
+          <w:right w:val="single" w:color="auto" w:sz="4"/>
+          <w:insideH w:val="single" w:color="auto" w:sz="4"/>
+          <w:insideV w:val="single" w:color="auto" w:sz="4"/>
+        </w:tblBorders>
+      </w:tblPr>
+      <w:tblGrid>
+        <w:gridCol w:w="3000"/>
+        <w:gridCol w:w="3000"/>
+        <w:gridCol w:w="3000"/>
+      </w:tblGrid>
+      <w:tr>
+        <w:tc>
+          <w:tcPr>
+            <w:tcW w:type="dxa" w:w="3000"/>
+            <w:shd w:fill="1B3C42" w:val="clear"/>
+            <w:tcMar>
+              <w:top w:type="dxa" w:w="80"/>
+              <w:left w:type="dxa" w:w="100"/>
+              <w:bottom w:type="dxa" w:w="80"/>
+              <w:right w:type="dxa" w:w="100"/>
+            </w:tcMar>
+          </w:tcPr>
+          <w:p>
+            <w:r>
+              <w:rPr>
+                <w:b/>
+                <w:bCs/>
+                <w:color w:val="FFFFFF"/>
+              </w:rPr>
+              <w:t xml:space="preserve">Rota</w:t>
+            </w:r>
+          </w:p>
+        </w:tc>
+        <w:tc>
+          <w:tcPr>
+            <w:tcW w:type="dxa" w:w="3000"/>
+            <w:shd w:fill="1B3C42" w:val="clear"/>
+            <w:tcMar>
+              <w:top w:type="dxa" w:w="80"/>
+              <w:left w:type="dxa" w:w="100"/>
+              <w:bottom w:type="dxa" w:w="80"/>
+              <w:right w:type="dxa" w:w="100"/>
+            </w:tcMar>
+          </w:tcPr>
+          <w:p>
+            <w:r>
+              <w:rPr>
+                <w:b/>
+                <w:bCs/>
+                <w:color w:val="FFFFFF"/>
+              </w:rPr>
+              <w:t xml:space="preserve">Função</w:t>
+            </w:r>
+          </w:p>
+        </w:tc>
+        <w:tc>
+          <w:tcPr>
+            <w:tcW w:type="dxa" w:w="3000"/>
+            <w:shd w:fill="1B3C42" w:val="clear"/>
+            <w:tcMar>
+              <w:top w:type="dxa" w:w="80"/>
+              <w:left w:type="dxa" w:w="100"/>
+              <w:bottom w:type="dxa" w:w="80"/>
+              <w:right w:type="dxa" w:w="100"/>
+            </w:tcMar>
+          </w:tcPr>
+          <w:p>
+            <w:r>
+              <w:rPr>
+                <w:b/>
+                <w:bCs/>
+                <w:color w:val="FFFFFF"/>
+              </w:rPr>
+              <w:t xml:space="preserve">Status</w:t>
+            </w:r>
+          </w:p>
+        </w:tc>
+      </w:tr>
+      <w:tr>
+        <w:tc>
+          <w:tcPr>
+            <w:tcW w:type="dxa" w:w="3000"/>
+            <w:tcMar>
+              <w:top w:type="dxa" w:w="80"/>
+              <w:left w:type="dxa" w:w="100"/>
+              <w:bottom w:type="dxa" w:w="80"/>
+              <w:right w:type="dxa" w:w="100"/>
+            </w:tcMar>
+          </w:tcPr>
+          <w:p>
+            <w:r>
+              <w:t xml:space="preserve">`/vendedor/login`</w:t>
+            </w:r>
+          </w:p>
+        </w:tc>
+        <w:tc>
+          <w:tcPr>
+            <w:tcW w:type="dxa" w:w="3000"/>
+            <w:tcMar>
+              <w:top w:type="dxa" w:w="80"/>
+              <w:left w:type="dxa" w:w="100"/>
+              <w:bottom w:type="dxa" w:w="80"/>
+              <w:right w:type="dxa" w:w="100"/>
+            </w:tcMar>
+          </w:tcPr>
+          <w:p>
+            <w:r>
+              <w:t xml:space="preserve">Login</w:t>
+            </w:r>
+          </w:p>
+        </w:tc>
+        <w:tc>
+          <w:tcPr>
+            <w:tcW w:type="dxa" w:w="3000"/>
+            <w:tcMar>
+              <w:top w:type="dxa" w:w="80"/>
+              <w:left w:type="dxa" w:w="100"/>
+              <w:bottom w:type="dxa" w:w="80"/>
+              <w:right w:type="dxa" w:w="100"/>
+            </w:tcMar>
+          </w:tcPr>
+          <w:p>
+            <w:r>
+              <w:t xml:space="preserve">✅ Completo</w:t>
+            </w:r>
+          </w:p>
+        </w:tc>
+      </w:tr>
+      <w:tr>
+        <w:tc>
+          <w:tcPr>
+            <w:tcW w:type="dxa" w:w="3000"/>
+            <w:tcMar>
+              <w:top w:type="dxa" w:w="80"/>
+              <w:left w:type="dxa" w:w="100"/>
+              <w:bottom w:type="dxa" w:w="80"/>
+              <w:right w:type="dxa" w:w="100"/>
+            </w:tcMar>
+          </w:tcPr>
+          <w:p>
+            <w:r>
+              <w:t xml:space="preserve">`/vendedor`</w:t>
+            </w:r>
+          </w:p>
+        </w:tc>
+        <w:tc>
+          <w:tcPr>
+            <w:tcW w:type="dxa" w:w="3000"/>
+            <w:tcMar>
+              <w:top w:type="dxa" w:w="80"/>
+              <w:left w:type="dxa" w:w="100"/>
+              <w:bottom w:type="dxa" w:w="80"/>
+              <w:right w:type="dxa" w:w="100"/>
+            </w:tcMar>
+          </w:tcPr>
+          <w:p>
+            <w:r>
+              <w:t xml:space="preserve">Painel — atas disponíveis (pool) + minhas atas (reivindicadas)</w:t>
+            </w:r>
+          </w:p>
+        </w:tc>
+        <w:tc>
+          <w:tcPr>
+            <w:tcW w:type="dxa" w:w="3000"/>
+            <w:tcMar>
+              <w:top w:type="dxa" w:w="80"/>
+              <w:left w:type="dxa" w:w="100"/>
+              <w:bottom w:type="dxa" w:w="80"/>
+              <w:right w:type="dxa" w:w="100"/>
+            </w:tcMar>
+          </w:tcPr>
+          <w:p>
+            <w:r>
+              <w:t xml:space="preserve">✅ Completo</w:t>
+            </w:r>
+          </w:p>
+        </w:tc>
+      </w:tr>
+      <w:tr>
+        <w:tc>
+          <w:tcPr>
+            <w:tcW w:type="dxa" w:w="3000"/>
+            <w:tcMar>
+              <w:top w:type="dxa" w:w="80"/>
+              <w:left w:type="dxa" w:w="100"/>
+              <w:bottom w:type="dxa" w:w="80"/>
+              <w:right w:type="dxa" w:w="100"/>
+            </w:tcMar>
+          </w:tcPr>
+          <w:p>
+            <w:r>
+              <w:t xml:space="preserve">`/vendedor/atas/[ataId]`</w:t>
+            </w:r>
+          </w:p>
+        </w:tc>
+        <w:tc>
+          <w:tcPr>
+            <w:tcW w:type="dxa" w:w="3000"/>
+            <w:tcMar>
+              <w:top w:type="dxa" w:w="80"/>
+              <w:left w:type="dxa" w:w="100"/>
+              <w:bottom w:type="dxa" w:w="80"/>
+              <w:right w:type="dxa" w:w="100"/>
+            </w:tcMar>
+          </w:tcPr>
+          <w:p>
+            <w:r>
+              <w:t xml:space="preserve">Kanban de 4 colunas — um card por município, com observação/próximo passo editável inline, e seção de oportunidades especulativas pra adicionar manualmente</w:t>
+            </w:r>
+          </w:p>
+        </w:tc>
+        <w:tc>
+          <w:tcPr>
+            <w:tcW w:type="dxa" w:w="3000"/>
+            <w:tcMar>
+              <w:top w:type="dxa" w:w="80"/>
+              <w:left w:type="dxa" w:w="100"/>
+              <w:bottom w:type="dxa" w:w="80"/>
+              <w:right w:type="dxa" w:w="100"/>
+            </w:tcMar>
+          </w:tcPr>
+          <w:p>
+            <w:r>
+              <w:t xml:space="preserve">✅ Completo</w:t>
+            </w:r>
+          </w:p>
+        </w:tc>
+      </w:tr>
+    </w:tbl>
+    <w:p/>
+    <w:p>
+      <w:pPr>
+        <w:pStyle w:val="Heading2"/>
+        <w:spacing w:after="100" w:before="200"/>
+      </w:pPr>
+      <w:r>
+        <w:t xml:space="preserve">Achado e corrigido nesta rodada</w:t>
+      </w:r>
+    </w:p>
+    <w:p>
+      <w:pPr>
+        <w:spacing w:after="150"/>
+      </w:pPr>
+      <w:r>
+        <w:rPr>
+          <w:b/>
+          <w:bCs/>
+        </w:rPr>
+        <w:t xml:space="preserve">Bug real, severo, pré-existente</w:t>
+      </w:r>
+      <w:r>
+        <w:t xml:space="preserve">: `prisma/seed.ts` (dataset de</w:t>
+      </w:r>
+    </w:p>
+    <w:p>
+      <w:pPr>
+        <w:spacing w:after="150"/>
+      </w:pPr>
+      <w:r>
+        <w:t xml:space="preserve">demonstração) gravava `Ata.categoria` como </w:t>
+      </w:r>
+      <w:r>
+        <w:rPr>
+          <w:b/>
+          <w:bCs/>
+        </w:rPr>
+        <w:t xml:space="preserve">rótulo</w:t>
+      </w:r>
+      <w:r>
+        <w:t xml:space="preserve"> ("Material de construção") em vez de </w:t>
+      </w:r>
+      <w:r>
+        <w:rPr>
+          <w:b/>
+          <w:bCs/>
+        </w:rPr>
+        <w:t xml:space="preserve">slug</w:t>
+      </w:r>
+      <w:r>
+        <w:t xml:space="preserve"> ("material-construcao") — o mesmo bug de rótulo/slug já corrigido nos formulários em 2026-09-26, mas que tinha escapado do seed. Resultado prático: toda ata de demonstração tinha zero match com qualquer município, silenciosamente — só foi descoberto ao testar o Kanban ao vivo com dado real e ver zero oportunidade em "já contrataram" onde deveria haver centenas. Corrigido nas 8 ocorrências de categoria no seed; banco de demonstração recriado (`seed:limpar` + `seed`) pra confirmar o match funcionando de ponta a ponta (ex.: ata de "limpeza" → 190 municípios reais com histórico de contratação dessa categoria, verificado ao vivo com Playwright, incluindo mover um card de estágio e ver o reflexo tanto no Kanban quanto no histórico de interação do contato).</w:t>
+      </w:r>
+    </w:p>
+    <w:p>
+      <w:pPr>
+        <w:spacing w:after="150"/>
+      </w:pPr>
+      <w:r>
+        <w:rPr>
+          <w:b/>
+          <w:bCs/>
+        </w:rPr>
+        <w:t xml:space="preserve">Ajuste de usabilidade</w:t>
+      </w:r>
+      <w:r>
+        <w:t xml:space="preserve">: colunas do Kanban ganharam rolagem interna</w:t>
+      </w:r>
+    </w:p>
+    <w:p>
+      <w:pPr>
+        <w:spacing w:after="150"/>
+      </w:pPr>
+      <w:r>
+        <w:t xml:space="preserve">(`max-h-[70vh] overflow-y-auto`) — categorias como "veículos" têm 530 municípios compatíveis; sem limite de altura, a coluna "A contatar" ficava maior que a tela toda.</w:t>
+      </w:r>
+    </w:p>
+    <w:p>
+      <w:pPr>
+        <w:pStyle w:val="Heading2"/>
+        <w:spacing w:after="100" w:before="200"/>
+      </w:pPr>
+      <w:r>
+        <w:t xml:space="preserve">Não construído ainda, decisões em aberto</w:t>
+      </w:r>
+    </w:p>
+    <w:p>
+      <w:pPr>
+        <w:pStyle w:val="ListParagraph"/>
+        <w:numPr>
+          <w:ilvl w:val="0"/>
+          <w:numId w:val="1"/>
+        </w:numPr>
+        <w:spacing w:after="60"/>
+      </w:pPr>
+      <w:r>
+        <w:t xml:space="preserve">Gestão de contas de vendedor pela própria tela de admin (hoje só via</w:t>
+      </w:r>
+    </w:p>
+    <w:p>
+      <w:pPr>
+        <w:spacing w:after="150"/>
+      </w:pPr>
+      <w:r>
+        <w:t xml:space="preserve">  script `seed:vendedor`, mesmo padrão do admin) — cadastro público de   vendedor seria risco de segurança sem revisão antes.</w:t>
+      </w:r>
+    </w:p>
+    <w:p>
+      <w:pPr>
+        <w:pStyle w:val="ListParagraph"/>
+        <w:numPr>
+          <w:ilvl w:val="0"/>
+          <w:numId w:val="1"/>
+        </w:numPr>
+        <w:spacing w:after="60"/>
+      </w:pPr>
+      <w:r>
+        <w:t xml:space="preserve">"Devolver" uma ata já reivindicada (ex.: vendedor saiu da empresa,</w:t>
+      </w:r>
+    </w:p>
+    <w:p>
+      <w:pPr>
+        <w:spacing w:after="150"/>
+      </w:pPr>
+      <w:r>
+        <w:t xml:space="preserve">  ata precisa voltar pro pool) — não existe hoje, fica registrado como   decisão pendente.</w:t>
+      </w:r>
+    </w:p>
+    <w:p>
+      <w:pPr>
+        <w:pStyle w:val="ListParagraph"/>
+        <w:numPr>
+          <w:ilvl w:val="0"/>
+          <w:numId w:val="1"/>
+        </w:numPr>
+        <w:spacing w:after="60"/>
+      </w:pPr>
+      <w:r>
+        <w:t xml:space="preserve">Admin não tem hoje nenhum selo mostrando qual vendedor está com qual</w:t>
+      </w:r>
+    </w:p>
+    <w:p>
+      <w:pPr>
+        <w:spacing w:after="150"/>
+      </w:pPr>
+      <w:r>
+        <w:t xml:space="preserve">  ata nas telas que ele já usa (`/atas`, `/admin/atas/[ataId]/municipios`)   — útil pra supervisão, mas não pedido explicitamente, não construído   por enquanto.</w:t>
       </w:r>
     </w:p>
     <w:p>
@@ -4628,28 +4997,147 @@
         <w:spacing w:after="150" w:before="300"/>
       </w:pPr>
       <w:r>
-        <w:t xml:space="preserve">7. Como este documento é usado</w:t>
-      </w:r>
-    </w:p>
-    <w:p>
-      <w:pPr>
-        <w:pStyle w:val="ListParagraph"/>
-        <w:numPr>
-          <w:ilvl w:val="0"/>
-          <w:numId w:val="1"/>
-        </w:numPr>
-        <w:spacing w:after="60"/>
-      </w:pPr>
-      <w:r>
-        <w:t xml:space="preserve">Antes de discutir uma tela, primeiro consulta aqui — se já foi</w:t>
-      </w:r>
-    </w:p>
-    <w:p>
-      <w:pPr>
-        <w:spacing w:after="150"/>
-      </w:pPr>
-      <w:r>
-        <w:t xml:space="preserve">   decidido, não redebate; se mudou de ideia, atualiza aqui também. 2. Cada gap listado em §3.3 / §4.2 / §5.2 / §6 vira uma seção "confirmada"    assim que a gente decidir construir, com os requisitos detalhados    entrando no lugar do item de lista solto. 3. Toda vez que uma tela mudar de 🟡 Parcial pra ✅ Construída, esse    arquivo é editado no mesmo commit que fecha a tela — nunca depois.</w:t>
+        <w:t xml:space="preserve">6. Telas transversais — faltam em qualquer perfil</w:t>
+      </w:r>
+    </w:p>
+    <w:p>
+      <w:pPr>
+        <w:spacing w:after="150"/>
+      </w:pPr>
+      <w:r>
+        <w:t xml:space="preserve">Levantadas na primeira rodada de gap-analysis. Status em 2026-09-04:</w:t>
+      </w:r>
+    </w:p>
+    <w:p>
+      <w:pPr>
+        <w:pStyle w:val="ListParagraph"/>
+        <w:numPr>
+          <w:ilvl w:val="0"/>
+          <w:numId w:val="1"/>
+        </w:numPr>
+        <w:spacing w:after="60"/>
+      </w:pPr>
+      <w:r>
+        <w:rPr>
+          <w:b/>
+          <w:bCs/>
+        </w:rPr>
+        <w:t xml:space="preserve">Perfil/configurações</w:t>
+      </w:r>
+      <w:r>
+        <w:t xml:space="preserve"> (2026-09-04) ✅ — `/fornecedor/perfil`,</w:t>
+      </w:r>
+    </w:p>
+    <w:p>
+      <w:pPr>
+        <w:spacing w:after="150"/>
+      </w:pPr>
+      <w:r>
+        <w:t xml:space="preserve">  `/orgao/perfil`, `/admin/perfil` mostram os dados cadastrais (leitura)   e um formulário de troca de senha (`FormularioTrocarSenha`,   componente único reaproveitado pelos 3 perfis — só a server action   muda). Exige a senha atual correta antes de trocar. Verificado ao vivo   com Playwright, inclusive o ciclo completo: senha errada recusada,   senha certa trocada, login com a nova senha funcionando.   </w:t>
+      </w:r>
+      <w:r>
+        <w:rPr>
+          <w:b/>
+          <w:bCs/>
+        </w:rPr>
+        <w:t xml:space="preserve">Não incluído:</w:t>
+      </w:r>
+      <w:r>
+        <w:t xml:space="preserve"> edição de dados cadastrais (razão social, CNPJ,   etc.) — só troca de senha por ora.</w:t>
+      </w:r>
+    </w:p>
+    <w:p>
+      <w:pPr>
+        <w:pStyle w:val="ListParagraph"/>
+        <w:numPr>
+          <w:ilvl w:val="0"/>
+          <w:numId w:val="1"/>
+        </w:numPr>
+        <w:spacing w:after="60"/>
+      </w:pPr>
+      <w:r>
+        <w:rPr>
+          <w:b/>
+          <w:bCs/>
+        </w:rPr>
+        <w:t xml:space="preserve">404 customizado</w:t>
+      </w:r>
+      <w:r>
+        <w:t xml:space="preserve"> (2026-09-04) ✅ — `src/app/not-found.tsx`, no</w:t>
+      </w:r>
+    </w:p>
+    <w:p>
+      <w:pPr>
+        <w:spacing w:after="150"/>
+      </w:pPr>
+      <w:r>
+        <w:t xml:space="preserve">  mesmo estilo visual do resto do site, com link pra home e catálogo.</w:t>
+      </w:r>
+    </w:p>
+    <w:p>
+      <w:pPr>
+        <w:pStyle w:val="ListParagraph"/>
+        <w:numPr>
+          <w:ilvl w:val="0"/>
+          <w:numId w:val="1"/>
+        </w:numPr>
+        <w:spacing w:after="60"/>
+      </w:pPr>
+      <w:r>
+        <w:rPr>
+          <w:b/>
+          <w:bCs/>
+        </w:rPr>
+        <w:t xml:space="preserve">Central de ajuda / FAQ</w:t>
+      </w:r>
+      <w:r>
+        <w:t xml:space="preserve"> (2026-09-04) ✅ — `/ajuda`, com perguntas</w:t>
+      </w:r>
+    </w:p>
+    <w:p>
+      <w:pPr>
+        <w:spacing w:after="150"/>
+      </w:pPr>
+      <w:r>
+        <w:t xml:space="preserve">  sobre carona, limites de 50%/200%, elegibilidade por esfera, a taxa de   5% e como cadastrar uma ata. Linkada no rodapé do site inteiro.</w:t>
+      </w:r>
+    </w:p>
+    <w:p>
+      <w:pPr>
+        <w:pStyle w:val="ListParagraph"/>
+        <w:numPr>
+          <w:ilvl w:val="0"/>
+          <w:numId w:val="1"/>
+        </w:numPr>
+        <w:spacing w:after="60"/>
+      </w:pPr>
+      <w:r>
+        <w:rPr>
+          <w:b/>
+          <w:bCs/>
+        </w:rPr>
+        <w:t xml:space="preserve">Notificação por e-mail</w:t>
+      </w:r>
+      <w:r>
+        <w:t xml:space="preserve"> — </w:t>
+      </w:r>
+      <w:r>
+        <w:rPr>
+          <w:b/>
+          <w:bCs/>
+        </w:rPr>
+        <w:t xml:space="preserve">não construído.</w:t>
+      </w:r>
+      <w:r>
+        <w:t xml:space="preserve"> Nenhum evento do</w:t>
+      </w:r>
+    </w:p>
+    <w:p>
+      <w:pPr>
+        <w:spacing w:after="150"/>
+      </w:pPr>
+      <w:r>
+        <w:t xml:space="preserve">  sistema (ata aprovada, pedido de adesão recebido, mudança de estágio)   dispara e-mail hoje. Não é uma questão de código simples: exige   escolher um provedor de envio de e-mail (Resend, SendGrid, SES, etc.)   e as credenciais correspondentes, que não temos configuradas — mesma   natureza da decisão de upload de documento (§3.2), mas aqui não dava   pra contornar guardando algo no próprio banco (e-mail é uma chamada de   API externa de verdade, não um arquivo). Aguardando decisão de qual   provedor usar antes de implementar.</w:t>
       </w:r>
     </w:p>
     <w:p>
@@ -4658,6 +5146,36 @@
         <w:spacing w:after="150" w:before="300"/>
       </w:pPr>
       <w:r>
+        <w:t xml:space="preserve">7. Como este documento é usado</w:t>
+      </w:r>
+    </w:p>
+    <w:p>
+      <w:pPr>
+        <w:pStyle w:val="ListParagraph"/>
+        <w:numPr>
+          <w:ilvl w:val="0"/>
+          <w:numId w:val="1"/>
+        </w:numPr>
+        <w:spacing w:after="60"/>
+      </w:pPr>
+      <w:r>
+        <w:t xml:space="preserve">Antes de discutir uma tela, primeiro consulta aqui — se já foi</w:t>
+      </w:r>
+    </w:p>
+    <w:p>
+      <w:pPr>
+        <w:spacing w:after="150"/>
+      </w:pPr>
+      <w:r>
+        <w:t xml:space="preserve">   decidido, não redebate; se mudou de ideia, atualiza aqui também. 2. Cada gap listado em §3.3 / §4.2 / §5.2 / §6 vira uma seção "confirmada"    assim que a gente decidir construir, com os requisitos detalhados    entrando no lugar do item de lista solto. 3. Toda vez que uma tela mudar de 🟡 Parcial pra ✅ Construída, esse    arquivo é editado no mesmo commit que fecha a tela — nunca depois.</w:t>
+      </w:r>
+    </w:p>
+    <w:p>
+      <w:pPr>
+        <w:pStyle w:val="Heading1"/>
+        <w:spacing w:after="150" w:before="300"/>
+      </w:pPr>
+      <w:r>
         <w:t xml:space="preserve">8. Log de mudanças</w:t>
       </w:r>
     </w:p>
@@ -5237,6 +5755,80 @@
       </w:pPr>
       <w:r>
         <w:t xml:space="preserve">    menos 1 categoria de consumo — número mais baixo que os 794 de     antes, mas mais confiável, já que o excesso vinha majoritariamente     do bug do "cimento". `veiculos` (530), `merenda-escolar` (477) e     `material-hospitalar` (360) são hoje as categorias mais frequentes.     Duas categorias ficaram com poucos resultados por causa do aperto de     precisão (`licenciamento-ambiental` e `apostilas`, 3 cada) —     registrado como possível candidato a afrouxar de novo, se o uso     real mostrar que ficou rigoroso demais.</w:t>
+      </w:r>
+    </w:p>
+    <w:p>
+      <w:pPr>
+        <w:pStyle w:val="ListParagraph"/>
+        <w:numPr>
+          <w:ilvl w:val="0"/>
+          <w:numId w:val="1"/>
+        </w:numPr>
+        <w:spacing w:after="60"/>
+      </w:pPr>
+      <w:r>
+        <w:t xml:space="preserve">**2026-10-01 — Levantamento de contatos de prefeitura concluído</w:t>
+      </w:r>
+    </w:p>
+    <w:p>
+      <w:pPr>
+        <w:spacing w:after="150"/>
+      </w:pPr>
+      <w:r>
+        <w:t xml:space="preserve">  (100%)** — iniciado por outra sessão (196/1.073 municípios, arquivo   `levantamento-prefeituras-progresso.md`), terminado nesta sessão em 6   lotes de agentes em segundo plano: prefeito, secretários de   Administração/Finanças, Saúde e Educação, telefone, e-mail, site   oficial, fonte e confiança, pra todos os 1.073 municípios (1.442   `PontoFocal` no total). Novo `prisma/importar-contatos-prefeituras.ts`   (idempotente, casa por UF+nome) lê o markdown de cada lote e importa   pro banco incrementalmente — nenhum progresso foi perdido nas duas   interrupções por limite de uso da sessão no meio do trabalho. Regras   seguidas à risca em todos os lotes: nunca inventar dado ("não   encontrado" quando sem fonte confiável), sempre citar fonte, cuidado   explícito com municípios homônimos entre estados e nomes de secretário   "vazando" de outro município em buscas amplas (pelo menos 2 casos   reais pegos e corrigidos).</w:t>
+      </w:r>
+    </w:p>
+    <w:p>
+      <w:pPr>
+        <w:pStyle w:val="ListParagraph"/>
+        <w:numPr>
+          <w:ilvl w:val="0"/>
+          <w:numId w:val="1"/>
+        </w:numPr>
+        <w:spacing w:after="60"/>
+      </w:pPr>
+      <w:r>
+        <w:rPr>
+          <w:b/>
+          <w:bCs/>
+        </w:rPr>
+        <w:t xml:space="preserve">2026-10-01 — Corrigido menu do admin: link de Atas estava faltando</w:t>
+      </w:r>
+    </w:p>
+    <w:p>
+      <w:pPr>
+        <w:spacing w:after="150"/>
+      </w:pPr>
+      <w:r>
+        <w:t xml:space="preserve">  — achado real do usuário ("tá faltando as atas dentro do sistema").   A tela `/atas` já existia e funcionava (lista completa + categoria +   match ata↔município), mas nenhum dos 13 arquivos que duplicam o array   de navegação do admin (não há componente de menu compartilhado) tinha   o link — ninguém conseguia chegar lá a não ser digitando a URL direto.   Adicionado "Atas" logo após "Painel" nos 13 arquivos.</w:t>
+      </w:r>
+    </w:p>
+    <w:p>
+      <w:pPr>
+        <w:pStyle w:val="ListParagraph"/>
+        <w:numPr>
+          <w:ilvl w:val="0"/>
+          <w:numId w:val="1"/>
+        </w:numPr>
+        <w:spacing w:after="60"/>
+      </w:pPr>
+      <w:r>
+        <w:rPr>
+          <w:b/>
+          <w:bCs/>
+        </w:rPr>
+        <w:t xml:space="preserve">2026-10-01 — Tela 5 (Vendedor) + bug de categoria no seed</w:t>
+      </w:r>
+      <w:r>
+        <w:t xml:space="preserve"> — ver §5A</w:t>
+      </w:r>
+    </w:p>
+    <w:p>
+      <w:pPr>
+        <w:spacing w:after="150"/>
+      </w:pPr>
+      <w:r>
+        <w:t xml:space="preserve">  pro detalhe completo. Resumo: pivô de produto pra "dashboard de fluxo"   do time comercial da Tech 10 (reivindicar ata, Kanban de 4 estágios   por município compatível); achado e corrigido no caminho um bug real   e severo pré-existente no `prisma/seed.ts` (categoria gravada como   rótulo, não slug — zero match em qualquer ata de demonstração, nunca   detectado antes por falta de uma tela que realmente exercitasse o   match com clique de verdade). Verificado ao vivo com Playwright,   ponta a ponta, com dado real (ata de "limpeza" → 190 municípios   compatíveis, card movido de estágio, histórico de interação do   contato refletindo a mudança).</w:t>
       </w:r>
     </w:p>
     <w:sectPr>
